--- a/examples/clustering/doc/11-fuzzy-cmeans.docx
+++ b/examples/clustering/doc/11-fuzzy-cmeans.docx
@@ -708,78 +708,6 @@
           <w:rStyle w:val="VerbatimChar"/>
         </w:rPr>
         <w:t xml:space="preserve">## [1] 1.584963</w:t>
-      </w:r>
-      <w:r>
-        <w:br/>
-      </w:r>
-      <w:r>
-        <w:rPr>
-          <w:rStyle w:val="VerbatimChar"/>
-        </w:rPr>
-        <w:t xml:space="preserve">## </w:t>
-      </w:r>
-      <w:r>
-        <w:br/>
-      </w:r>
-      <w:r>
-        <w:rPr>
-          <w:rStyle w:val="VerbatimChar"/>
-        </w:rPr>
-        <w:t xml:space="preserve">## $metrics</w:t>
-      </w:r>
-      <w:r>
-        <w:br/>
-      </w:r>
-      <w:r>
-        <w:rPr>
-          <w:rStyle w:val="VerbatimChar"/>
-        </w:rPr>
-        <w:t xml:space="preserve">##                metric     value     goal     type</w:t>
-      </w:r>
-      <w:r>
-        <w:br/>
-      </w:r>
-      <w:r>
-        <w:rPr>
-          <w:rStyle w:val="VerbatimChar"/>
-        </w:rPr>
-        <w:t xml:space="preserve">## 1          silhouette 0.5495175 maximize internal</w:t>
-      </w:r>
-      <w:r>
-        <w:br/>
-      </w:r>
-      <w:r>
-        <w:rPr>
-          <w:rStyle w:val="VerbatimChar"/>
-        </w:rPr>
-        <w:t xml:space="preserve">## 2         withinerror 0.4033714 minimize    model</w:t>
-      </w:r>
-      <w:r>
-        <w:br/>
-      </w:r>
-      <w:r>
-        <w:rPr>
-          <w:rStyle w:val="VerbatimChar"/>
-        </w:rPr>
-        <w:t xml:space="preserve">## 3             entropy 0.4040967 minimize external</w:t>
-      </w:r>
-      <w:r>
-        <w:br/>
-      </w:r>
-      <w:r>
-        <w:rPr>
-          <w:rStyle w:val="VerbatimChar"/>
-        </w:rPr>
-        <w:t xml:space="preserve">## 4              purity 0.8933333 maximize external</w:t>
-      </w:r>
-      <w:r>
-        <w:br/>
-      </w:r>
-      <w:r>
-        <w:rPr>
-          <w:rStyle w:val="VerbatimChar"/>
-        </w:rPr>
-        <w:t xml:space="preserve">## 5 adjusted_rand_index 0.7294203 maximize external</w:t>
       </w:r>
     </w:p>
     <w:p>

--- a/examples/clustering/doc/11-fuzzy-cmeans.docx
+++ b/examples/clustering/doc/11-fuzzy-cmeans.docx
@@ -708,6 +708,78 @@
           <w:rStyle w:val="VerbatimChar"/>
         </w:rPr>
         <w:t xml:space="preserve">## [1] 1.584963</w:t>
+      </w:r>
+      <w:r>
+        <w:br/>
+      </w:r>
+      <w:r>
+        <w:rPr>
+          <w:rStyle w:val="VerbatimChar"/>
+        </w:rPr>
+        <w:t xml:space="preserve">## </w:t>
+      </w:r>
+      <w:r>
+        <w:br/>
+      </w:r>
+      <w:r>
+        <w:rPr>
+          <w:rStyle w:val="VerbatimChar"/>
+        </w:rPr>
+        <w:t xml:space="preserve">## $metrics</w:t>
+      </w:r>
+      <w:r>
+        <w:br/>
+      </w:r>
+      <w:r>
+        <w:rPr>
+          <w:rStyle w:val="VerbatimChar"/>
+        </w:rPr>
+        <w:t xml:space="preserve">##                metric     value     goal     type</w:t>
+      </w:r>
+      <w:r>
+        <w:br/>
+      </w:r>
+      <w:r>
+        <w:rPr>
+          <w:rStyle w:val="VerbatimChar"/>
+        </w:rPr>
+        <w:t xml:space="preserve">## 1          silhouette 0.5495175 maximize internal</w:t>
+      </w:r>
+      <w:r>
+        <w:br/>
+      </w:r>
+      <w:r>
+        <w:rPr>
+          <w:rStyle w:val="VerbatimChar"/>
+        </w:rPr>
+        <w:t xml:space="preserve">## 2         withinerror 0.4033714 minimize    model</w:t>
+      </w:r>
+      <w:r>
+        <w:br/>
+      </w:r>
+      <w:r>
+        <w:rPr>
+          <w:rStyle w:val="VerbatimChar"/>
+        </w:rPr>
+        <w:t xml:space="preserve">## 3             entropy 0.4040967 minimize external</w:t>
+      </w:r>
+      <w:r>
+        <w:br/>
+      </w:r>
+      <w:r>
+        <w:rPr>
+          <w:rStyle w:val="VerbatimChar"/>
+        </w:rPr>
+        <w:t xml:space="preserve">## 4              purity 0.8933333 maximize external</w:t>
+      </w:r>
+      <w:r>
+        <w:br/>
+      </w:r>
+      <w:r>
+        <w:rPr>
+          <w:rStyle w:val="VerbatimChar"/>
+        </w:rPr>
+        <w:t xml:space="preserve">## 5 adjusted_rand_index 0.7294203 maximize external</w:t>
       </w:r>
     </w:p>
     <w:p>

--- a/examples/clustering/doc/11-fuzzy-cmeans.docx
+++ b/examples/clustering/doc/11-fuzzy-cmeans.docx
@@ -447,7 +447,13 @@
         <w:rPr>
           <w:rStyle w:val="NormalTok"/>
         </w:rPr>
-        <w:t xml:space="preserve"> </w:t>
+        <w:t xml:space="preserve"> daltoolbox</w:t>
+      </w:r>
+      <w:r>
+        <w:rPr>
+          <w:rStyle w:val="SpecialCharTok"/>
+        </w:rPr>
+        <w:t xml:space="preserve">::</w:t>
       </w:r>
       <w:r>
         <w:rPr>
@@ -480,7 +486,13 @@
         <w:rPr>
           <w:rStyle w:val="NormalTok"/>
         </w:rPr>
-        <w:t xml:space="preserve"> </w:t>
+        <w:t xml:space="preserve"> daltoolbox</w:t>
+      </w:r>
+      <w:r>
+        <w:rPr>
+          <w:rStyle w:val="SpecialCharTok"/>
+        </w:rPr>
+        <w:t xml:space="preserve">::</w:t>
       </w:r>
       <w:r>
         <w:rPr>
@@ -567,7 +579,13 @@
         <w:rPr>
           <w:rStyle w:val="NormalTok"/>
         </w:rPr>
-        <w:t xml:space="preserve"> </w:t>
+        <w:t xml:space="preserve"> daltoolbox</w:t>
+      </w:r>
+      <w:r>
+        <w:rPr>
+          <w:rStyle w:val="SpecialCharTok"/>
+        </w:rPr>
+        <w:t xml:space="preserve">::</w:t>
       </w:r>
       <w:r>
         <w:rPr>
